--- a/daily-reports/2026-08-16/report.docx
+++ b/daily-reports/2026-08-16/report.docx
@@ -28,28 +28,28 @@
         <w:pStyle w:val="Heading2"/>
       </w:pPr>
       <w:r>
-        <w:t>1. deepseek-ai/deepseek-harness  ⭐ 117,722</w:t>
+        <w:t>1. deepseek-ai/deepseek-harness  ⭐ 118,129</w:t>
       </w:r>
     </w:p>
     <w:p>
       <w:r>
-        <w:t>语言：TypeScript ｜ Stars：117,722 ｜ Forks：11,560</w:t>
+        <w:t>语言：TypeScript ｜ Stars：118,129 ｜ Forks：11,608</w:t>
         <w:br/>
       </w:r>
       <w:r>
-        <w:t>这是什么：DeepSeek Harness 是一个插件化的工具平台，核心思想是“万物皆可插件”，让你可以自由组合各种功能模块。</w:t>
+        <w:t>这是什么：DeepSeek Harness 是一个插件化的工具平台，核心思想是“一切皆插件”，让你可以像搭积木一样自由组合各种功能。</w:t>
         <w:br/>
       </w:r>
       <w:r>
-        <w:t>能用来做什么：你可以用它来搭建自己的 AI 工作流，比如把不同的 AI 模型、数据处理工具都挂载到这个平台上，统一管理。</w:t>
+        <w:t>能用来做什么：你可以用它来构建自己的 AI 工作流，比如把不同的 AI 模型、数据处理工具或自动化任务连接起来，实现个性化定制。</w:t>
         <w:br/>
       </w:r>
       <w:r>
-        <w:t>适用领域：AI 开发、自动化工作流、插件生态</w:t>
+        <w:t>适用领域：AI 开发、自动化工作流、插件生态、工具集成</w:t>
         <w:br/>
       </w:r>
       <w:r>
-        <w:t>对新手有什么帮助：适合想了解插件化架构的新手，能帮你理解如何把复杂功能拆分成独立模块。</w:t>
+        <w:t>对新手有什么帮助：对于新手来说，这个项目能帮你理解插件化架构的概念，并学习如何通过组合现有插件来快速搭建自己的 AI 应用，无需从零开始写代码。</w:t>
         <w:br/>
       </w:r>
       <w:r>
@@ -61,28 +61,28 @@
         <w:pStyle w:val="Heading2"/>
       </w:pPr>
       <w:r>
-        <w:t>2. guillaumemeyer/watermarks-remover  ⭐ 9,847</w:t>
+        <w:t>2. guillaumemeyer/watermarks-remover  ⭐ 9,874</w:t>
       </w:r>
     </w:p>
     <w:p>
       <w:r>
-        <w:t>语言：Python ｜ Stars：9,847 ｜ Forks：1,019</w:t>
+        <w:t>语言：Python ｜ Stars：9,874 ｜ Forks：1,021</w:t>
         <w:br/>
       </w:r>
       <w:r>
-        <w:t>这是什么：这是一个去除水印的工具，能处理多种 AI 生成内容中的水印，包括 Unicode 文本水印、统计重写痕迹，以及图片和文档中的 C2PA 元数据。</w:t>
+        <w:t>这是什么：这是一个用于去除多种 AI 生成内容中水印和元数据的工具，支持处理文本和多种文件格式，比如图片、PDF 和文档。</w:t>
         <w:br/>
       </w:r>
       <w:r>
-        <w:t>能用来做什么：当你下载了带水印的 AI 生成图片或文档，想清理掉这些标记时，可以用它来批量处理。</w:t>
+        <w:t>能用来做什么：你可以用它来清理 AI 生成内容中的来源标记，比如去除图片上的 C2PA 水印或文档中的隐藏元数据，保护隐私或进行内容清洗。</w:t>
         <w:br/>
       </w:r>
       <w:r>
-        <w:t>适用领域：图片处理、文档处理、隐私保护</w:t>
+        <w:t>适用领域：内容清洗、隐私保护、数据预处理、AI 内容管理</w:t>
         <w:br/>
       </w:r>
       <w:r>
-        <w:t>对新手有什么帮助：对新手来说，可以学习如何用 Python 处理不同格式的文件，并了解 AI 水印的基本原理。</w:t>
+        <w:t>对新手有什么帮助：这个项目能让你了解 AI 内容中隐藏的元数据和水印机制，并学会如何用 Python 处理不同格式的文件，对学习数据处理和隐私保护很有帮助。</w:t>
         <w:br/>
       </w:r>
       <w:r>
@@ -94,28 +94,28 @@
         <w:pStyle w:val="Heading2"/>
       </w:pPr>
       <w:r>
-        <w:t>3. anywhere-labs/deepseek-harness-desktop  ⭐ 6,420</w:t>
+        <w:t>3. anywhere-labs/deepseek-harness-desktop  ⭐ 6,527</w:t>
       </w:r>
     </w:p>
     <w:p>
       <w:r>
-        <w:t>语言：TypeScript ｜ Stars：6,420 ｜ Forks：277</w:t>
+        <w:t>语言：TypeScript ｜ Stars：6,527 ｜ Forks：282</w:t>
         <w:br/>
       </w:r>
       <w:r>
-        <w:t>这是什么：这是为 DeepSeek Harness 生态打造的桌面端应用，让你在电脑上以更现代化的界面使用 DSH 功能。</w:t>
+        <w:t>这是什么：这是为 DeepSeek Harness 生态打造的桌面端应用，提供了现代化的图形界面，让用户更方便地使用和管理 DeepSeek Harness 的插件和功能。</w:t>
         <w:br/>
       </w:r>
       <w:r>
-        <w:t>能用来做什么：你可以把它当作 DSH 的图形化入口，方便地管理插件、查看任务，而不需要敲命令。</w:t>
+        <w:t>能用来做什么：你可以通过这个桌面应用来可视化地配置插件、监控任务状态，而不用在命令行里操作，适合喜欢图形界面的用户。</w:t>
         <w:br/>
       </w:r>
       <w:r>
-        <w:t>适用领域：桌面应用、AI 工具、用户界面</w:t>
+        <w:t>适用领域：桌面应用、AI 工具、插件管理、用户体验</w:t>
         <w:br/>
       </w:r>
       <w:r>
-        <w:t>对新手有什么帮助：适合不熟悉命令行的新手，能让你更直观地体验插件化平台。</w:t>
+        <w:t>对新手有什么帮助：对于新手，这个项目展示了如何为开源工具构建友好的用户界面，你可以学习到桌面应用开发的基本思路，并更轻松地体验 DeepSeek Harness 的功能。</w:t>
         <w:br/>
       </w:r>
       <w:r>
@@ -127,28 +127,28 @@
         <w:pStyle w:val="Heading2"/>
       </w:pPr>
       <w:r>
-        <w:t>4. awesome-dsh-plugin/awesome-dsh-plugin  ⭐ 3,195</w:t>
+        <w:t>4. awesome-dsh-plugin/awesome-dsh-plugin  ⭐ 3,233</w:t>
       </w:r>
     </w:p>
     <w:p>
       <w:r>
-        <w:t>语言：Python ｜ Stars：3,195 ｜ Forks：639</w:t>
+        <w:t>语言：Python ｜ Stars：3,233 ｜ Forks：643</w:t>
         <w:br/>
       </w:r>
       <w:r>
-        <w:t>这是什么：这是一个精选的 DeepSeek Harness 插件列表，收集了各种实用的插件，方便你发现和选择。</w:t>
+        <w:t>这是什么：这是一个精选的 DeepSeek Harness 插件列表，收集了各种有用的插件，方便用户发现和选择适合自己需求的扩展。</w:t>
         <w:br/>
       </w:r>
       <w:r>
-        <w:t>能用来做什么：当你需要某个功能时，可以来这里查找对应的插件，比如数据分析、文本处理等。</w:t>
+        <w:t>能用来做什么：你可以浏览这个列表来寻找现成的插件，比如用于数据分析、文本处理或模型调用的插件，直接安装使用，节省开发时间。</w:t>
         <w:br/>
       </w:r>
       <w:r>
-        <w:t>适用领域：插件推荐、资源汇总、AI 生态</w:t>
+        <w:t>适用领域：插件索引、资源聚合、AI 生态、效率工具</w:t>
         <w:br/>
       </w:r>
       <w:r>
-        <w:t>对新手有什么帮助：对新手来说，这是探索 DSH 生态的入口，能帮你快速找到合适的工具。</w:t>
+        <w:t>对新手有什么帮助：这个项目教会你如何利用社区资源，通过查看精选列表快速找到所需工具，是学习如何高效利用开源生态的好例子。</w:t>
         <w:br/>
       </w:r>
       <w:r>
@@ -160,28 +160,28 @@
         <w:pStyle w:val="Heading2"/>
       </w:pPr>
       <w:r>
-        <w:t>5. zhu1090093659/dsh-web-ui  ⭐ 2,815</w:t>
+        <w:t>5. zhu1090093659/dsh-web-ui  ⭐ 2,836</w:t>
       </w:r>
     </w:p>
     <w:p>
       <w:r>
-        <w:t>语言：TypeScript ｜ Stars：2,815 ｜ Forks：157</w:t>
+        <w:t>语言：TypeScript ｜ Stars：2,836 ｜ Forks：160</w:t>
         <w:br/>
       </w:r>
       <w:r>
-        <w:t>这是什么：这是 DeepSeek Harness Web UI 的插件和皮肤集合，提供了任务看板、Git 图、侧边栏、远程移动界面、宠物、实时 token 统计和皮肤中心等功能。</w:t>
+        <w:t>这是什么：这是 DeepSeek Harness 的 Web 界面插件和皮肤集合，提供了任务看板、Git 图、侧边栏、移动端 UI、宠物、实时令牌统计和皮肤中心等功能。</w:t>
         <w:br/>
       </w:r>
       <w:r>
-        <w:t>能用来做什么：你可以用它来美化 DSH 的网页界面，增加各种实用小工具，提升使用体验。</w:t>
+        <w:t>能用来做什么：你可以通过安装这些插件来美化或增强 DeepSeek Harness 的 Web 界面，比如添加任务看板来可视化工作进度，或者更换皮肤来个性化外观。</w:t>
         <w:br/>
       </w:r>
       <w:r>
-        <w:t>适用领域：前端开发、UI 设计、插件开发</w:t>
+        <w:t>适用领域：Web 界面、插件开发、UI 定制、任务管理</w:t>
         <w:br/>
       </w:r>
       <w:r>
-        <w:t>对新手有什么帮助：适合想学习前端开发的新手，可以看看别人如何用 TypeScript 实现这些功能。</w:t>
+        <w:t>对新手有什么帮助：对于新手，这个项目展示了如何为开源项目开发 UI 插件，你可以学习到前端开发技巧，并了解如何通过插件扩展软件的功能和外观。</w:t>
         <w:br/>
       </w:r>
       <w:r>
@@ -212,7 +212,7 @@
         <w:t>AI has access to a vastly larger working memory than the human brain</w:t>
       </w:r>
       <w:r>
-        <w:t>（👍 433）</w:t>
+        <w:t>（👍 443）</w:t>
       </w:r>
       <w:r>
         <w:br/>
@@ -220,7 +220,7 @@
       </w:r>
       <w:r>
         <w:br/>
-        <w:t>摘要：一项研究指出，人工智能系统的工作记忆容量远超人类大脑，这使其在处理复杂任务时具有显著优势，但也引发了对认知差异和潜在影响的讨论。</w:t>
+        <w:t>摘要：本文探讨了人工智能拥有比人脑大得多的工作记忆，这可能带来认知能力的显著提升，但也引发了对AI与人类智能差异的讨论。</w:t>
       </w:r>
     </w:p>
     <w:p>
@@ -231,7 +231,7 @@
         <w:t>At-home test for infected ticks could improve Lyme Disease diagnosis</w:t>
       </w:r>
       <w:r>
-        <w:t>（👍 225）</w:t>
+        <w:t>（👍 231）</w:t>
       </w:r>
       <w:r>
         <w:br/>
@@ -239,7 +239,7 @@
       </w:r>
       <w:r>
         <w:br/>
-        <w:t>摘要：一种新型家用检测工具可识别携带病原体的蜱虫，有望提高莱姆病的早期诊断率，减少误诊和延误治疗的风险。</w:t>
+        <w:t>摘要：一种新的家庭检测方法可以识别受感染的蜱虫，有望改善莱姆病的早期诊断，减少误诊和延误治疗。</w:t>
       </w:r>
     </w:p>
     <w:p>
@@ -263,7 +263,7 @@
       </w:r>
       <w:r>
         <w:br/>
-        <w:t>摘要：至知研究院提出一种通过分解模型权重来提升大模型可解释性的新方法，所需数据成本不到传统方法的1%，为理解AI决策过程提供了更高效的途径。</w:t>
+        <w:t>摘要：至知研究院提出了一种新的大模型可解释性方法，通过拆解权重来理解模型，数据成本不到传统方法的1%，为AI透明度提供了新思路。</w:t>
       </w:r>
     </w:p>
     <w:p>
@@ -287,7 +287,7 @@
       </w:r>
       <w:r>
         <w:br/>
-        <w:t>摘要：据报道，GPT-5.6模型在性能上实现重大突破，同时最小模型的成本降低了25倍，这标志着AI技术向更高效、更经济的方向发展。</w:t>
+        <w:t>摘要：据报道，GPT-5.6在性能上取得重大突破，最小模型的成本降低了25倍，这标志着AI技术效率和智能水平的又一次飞跃。</w:t>
       </w:r>
     </w:p>
     <w:sectPr>
